--- a/docs/技术文档.docx
+++ b/docs/技术文档.docx
@@ -1297,7 +1297,7 @@
           <w:color w:val="1F2937"/>
           <w:sz w:val="32"/>
         </w:rPr>
-        <w:t>六、与官方六大命题模块的对应</w:t>
+        <w:t>六、能力现状与迭代路线图</w:t>
       </w:r>
     </w:p>
     <w:p>
@@ -1310,7 +1310,472 @@
           <w:b w:val="0"/>
           <w:sz w:val="22"/>
         </w:rPr>
-        <w:t>对照赛题六大功能模块，当前版本重点实现「抗幻觉知识问答」模块，其余模块为后续迭代方向：</w:t>
+        <w:t>结合赛题六大命题模块，本项目当前版本聚焦「抗幻觉知识问答」这一核心场景，已完成多智能体协作、RAG 检索、真实大模型接入与工作流可视化；其余模块作为清晰的迭代路线，具备可扩展的架构基础。</w:t>
+      </w:r>
+    </w:p>
+    <w:p>
+      <w:pPr>
+        <w:spacing w:after="40"/>
+      </w:pPr>
+      <w:r>
+        <w:rPr>
+          <w:rFonts w:ascii="宋体" w:hAnsi="宋体" w:eastAsia="宋体"/>
+          <w:b/>
+          <w:sz w:val="22"/>
+        </w:rPr>
+        <w:t>已完成能力：</w:t>
+      </w:r>
+    </w:p>
+    <w:p>
+      <w:pPr>
+        <w:pStyle w:val="ListBullet"/>
+      </w:pPr>
+      <w:r>
+        <w:rPr>
+          <w:rFonts w:ascii="宋体" w:hAnsi="宋体" w:eastAsia="宋体"/>
+          <w:b w:val="0"/>
+          <w:sz w:val="22"/>
+        </w:rPr>
+        <w:t>多智能体协作问答（检索员 / 总结员 / 批判员）</w:t>
+      </w:r>
+    </w:p>
+    <w:p>
+      <w:pPr>
+        <w:pStyle w:val="ListBullet"/>
+      </w:pPr>
+      <w:r>
+        <w:rPr>
+          <w:rFonts w:ascii="宋体" w:hAnsi="宋体" w:eastAsia="宋体"/>
+          <w:b w:val="0"/>
+          <w:sz w:val="22"/>
+        </w:rPr>
+        <w:t>RAG 文献检索（ChromaDB 向量库 + 语义检索接口）</w:t>
+      </w:r>
+    </w:p>
+    <w:p>
+      <w:pPr>
+        <w:pStyle w:val="ListBullet"/>
+      </w:pPr>
+      <w:r>
+        <w:rPr>
+          <w:rFonts w:ascii="宋体" w:hAnsi="宋体" w:eastAsia="宋体"/>
+          <w:b w:val="0"/>
+          <w:sz w:val="22"/>
+        </w:rPr>
+        <w:t>真实 DeepSeek 大模型接入（超时重试 + 失败降级）</w:t>
+      </w:r>
+    </w:p>
+    <w:p>
+      <w:pPr>
+        <w:pStyle w:val="ListBullet"/>
+      </w:pPr>
+      <w:r>
+        <w:rPr>
+          <w:rFonts w:ascii="宋体" w:hAnsi="宋体" w:eastAsia="宋体"/>
+          <w:b w:val="0"/>
+          <w:sz w:val="22"/>
+        </w:rPr>
+        <w:t>智能体工作流与引用来源可视化</w:t>
+      </w:r>
+    </w:p>
+    <w:p>
+      <w:pPr>
+        <w:spacing w:after="40"/>
+      </w:pPr>
+      <w:r>
+        <w:rPr>
+          <w:rFonts w:ascii="宋体" w:hAnsi="宋体" w:eastAsia="宋体"/>
+          <w:b/>
+          <w:sz w:val="22"/>
+        </w:rPr>
+        <w:t>迭代路线图：</w:t>
+      </w:r>
+    </w:p>
+    <w:tbl>
+      <w:tblPr>
+        <w:tblStyle w:val="TableGrid"/>
+        <w:tblW w:type="auto" w:w="0"/>
+        <w:jc w:val="center"/>
+        <w:tblLook w:firstColumn="1" w:firstRow="1" w:lastColumn="0" w:lastRow="0" w:noHBand="0" w:noVBand="1" w:val="04A0"/>
+      </w:tblPr>
+      <w:tblGrid>
+        <w:gridCol w:w="2880"/>
+        <w:gridCol w:w="2880"/>
+        <w:gridCol w:w="2880"/>
+      </w:tblGrid>
+      <w:tr>
+        <w:tc>
+          <w:tcPr>
+            <w:tcW w:type="dxa" w:w="3685"/>
+            <w:shd w:val="clear" w:fill="6D28D9"/>
+          </w:tcPr>
+          <w:p>
+            <w:r/>
+            <w:r>
+              <w:rPr>
+                <w:rFonts w:ascii="微软雅黑" w:hAnsi="微软雅黑" w:eastAsia="微软雅黑"/>
+                <w:b/>
+                <w:color w:val="FFFFFF"/>
+                <w:sz w:val="21"/>
+              </w:rPr>
+              <w:t>赛题模块</w:t>
+            </w:r>
+          </w:p>
+        </w:tc>
+        <w:tc>
+          <w:tcPr>
+            <w:tcW w:type="dxa" w:w="2268"/>
+            <w:shd w:val="clear" w:fill="6D28D9"/>
+          </w:tcPr>
+          <w:p>
+            <w:r/>
+            <w:r>
+              <w:rPr>
+                <w:rFonts w:ascii="微软雅黑" w:hAnsi="微软雅黑" w:eastAsia="微软雅黑"/>
+                <w:b/>
+                <w:color w:val="FFFFFF"/>
+                <w:sz w:val="21"/>
+              </w:rPr>
+              <w:t>当前状态</w:t>
+            </w:r>
+          </w:p>
+        </w:tc>
+        <w:tc>
+          <w:tcPr>
+            <w:tcW w:type="dxa" w:w="3685"/>
+            <w:shd w:val="clear" w:fill="6D28D9"/>
+          </w:tcPr>
+          <w:p>
+            <w:r/>
+            <w:r>
+              <w:rPr>
+                <w:rFonts w:ascii="微软雅黑" w:hAnsi="微软雅黑" w:eastAsia="微软雅黑"/>
+                <w:b/>
+                <w:color w:val="FFFFFF"/>
+                <w:sz w:val="21"/>
+              </w:rPr>
+              <w:t>下一步计划</w:t>
+            </w:r>
+          </w:p>
+        </w:tc>
+      </w:tr>
+      <w:tr>
+        <w:tc>
+          <w:tcPr>
+            <w:tcW w:type="dxa" w:w="3685"/>
+          </w:tcPr>
+          <w:p>
+            <w:r/>
+            <w:r>
+              <w:rPr>
+                <w:rFonts w:ascii="宋体" w:hAnsi="宋体" w:eastAsia="宋体"/>
+                <w:b w:val="0"/>
+                <w:sz w:val="20"/>
+              </w:rPr>
+              <w:t>模块一：PDF 文件管理与细粒度解析</w:t>
+            </w:r>
+          </w:p>
+        </w:tc>
+        <w:tc>
+          <w:tcPr>
+            <w:tcW w:type="dxa" w:w="2268"/>
+          </w:tcPr>
+          <w:p>
+            <w:r/>
+            <w:r>
+              <w:rPr>
+                <w:rFonts w:ascii="宋体" w:hAnsi="宋体" w:eastAsia="宋体"/>
+                <w:b w:val="0"/>
+                <w:sz w:val="20"/>
+              </w:rPr>
+              <w:t>未覆盖</w:t>
+            </w:r>
+          </w:p>
+        </w:tc>
+        <w:tc>
+          <w:tcPr>
+            <w:tcW w:type="dxa" w:w="3685"/>
+          </w:tcPr>
+          <w:p>
+            <w:r/>
+            <w:r>
+              <w:rPr>
+                <w:rFonts w:ascii="宋体" w:hAnsi="宋体" w:eastAsia="宋体"/>
+                <w:b w:val="0"/>
+                <w:sz w:val="20"/>
+              </w:rPr>
+              <w:t>接入 PDF 解析 + 语义去重</w:t>
+            </w:r>
+          </w:p>
+        </w:tc>
+      </w:tr>
+      <w:tr>
+        <w:tc>
+          <w:tcPr>
+            <w:tcW w:type="dxa" w:w="3685"/>
+          </w:tcPr>
+          <w:p>
+            <w:r/>
+            <w:r>
+              <w:rPr>
+                <w:rFonts w:ascii="宋体" w:hAnsi="宋体" w:eastAsia="宋体"/>
+                <w:b w:val="0"/>
+                <w:sz w:val="20"/>
+              </w:rPr>
+              <w:t>模块二：抗幻觉知识问答</w:t>
+            </w:r>
+          </w:p>
+        </w:tc>
+        <w:tc>
+          <w:tcPr>
+            <w:tcW w:type="dxa" w:w="2268"/>
+          </w:tcPr>
+          <w:p>
+            <w:r/>
+            <w:r>
+              <w:rPr>
+                <w:rFonts w:ascii="宋体" w:hAnsi="宋体" w:eastAsia="宋体"/>
+                <w:b w:val="0"/>
+                <w:sz w:val="20"/>
+              </w:rPr>
+              <w:t>已实现核心</w:t>
+            </w:r>
+          </w:p>
+        </w:tc>
+        <w:tc>
+          <w:tcPr>
+            <w:tcW w:type="dxa" w:w="3685"/>
+          </w:tcPr>
+          <w:p>
+            <w:r/>
+            <w:r>
+              <w:rPr>
+                <w:rFonts w:ascii="宋体" w:hAnsi="宋体" w:eastAsia="宋体"/>
+                <w:b w:val="0"/>
+                <w:sz w:val="20"/>
+              </w:rPr>
+              <w:t>增强多文对比与溯源锚点</w:t>
+            </w:r>
+          </w:p>
+        </w:tc>
+      </w:tr>
+      <w:tr>
+        <w:tc>
+          <w:tcPr>
+            <w:tcW w:type="dxa" w:w="3685"/>
+          </w:tcPr>
+          <w:p>
+            <w:r/>
+            <w:r>
+              <w:rPr>
+                <w:rFonts w:ascii="宋体" w:hAnsi="宋体" w:eastAsia="宋体"/>
+                <w:b w:val="0"/>
+                <w:sz w:val="20"/>
+              </w:rPr>
+              <w:t>模块三：版式感知阅读与双向翻译</w:t>
+            </w:r>
+          </w:p>
+        </w:tc>
+        <w:tc>
+          <w:tcPr>
+            <w:tcW w:type="dxa" w:w="2268"/>
+          </w:tcPr>
+          <w:p>
+            <w:r/>
+            <w:r>
+              <w:rPr>
+                <w:rFonts w:ascii="宋体" w:hAnsi="宋体" w:eastAsia="宋体"/>
+                <w:b w:val="0"/>
+                <w:sz w:val="20"/>
+              </w:rPr>
+              <w:t>未覆盖</w:t>
+            </w:r>
+          </w:p>
+        </w:tc>
+        <w:tc>
+          <w:tcPr>
+            <w:tcW w:type="dxa" w:w="3685"/>
+          </w:tcPr>
+          <w:p>
+            <w:r/>
+            <w:r>
+              <w:rPr>
+                <w:rFonts w:ascii="宋体" w:hAnsi="宋体" w:eastAsia="宋体"/>
+                <w:b w:val="0"/>
+                <w:sz w:val="20"/>
+              </w:rPr>
+              <w:t>原生 PDF 渲染 + 中英联动</w:t>
+            </w:r>
+          </w:p>
+        </w:tc>
+      </w:tr>
+      <w:tr>
+        <w:tc>
+          <w:tcPr>
+            <w:tcW w:type="dxa" w:w="3685"/>
+          </w:tcPr>
+          <w:p>
+            <w:r/>
+            <w:r>
+              <w:rPr>
+                <w:rFonts w:ascii="宋体" w:hAnsi="宋体" w:eastAsia="宋体"/>
+                <w:b w:val="0"/>
+                <w:sz w:val="20"/>
+              </w:rPr>
+              <w:t>模块四：论文自动检索与推荐</w:t>
+            </w:r>
+          </w:p>
+        </w:tc>
+        <w:tc>
+          <w:tcPr>
+            <w:tcW w:type="dxa" w:w="2268"/>
+          </w:tcPr>
+          <w:p>
+            <w:r/>
+            <w:r>
+              <w:rPr>
+                <w:rFonts w:ascii="宋体" w:hAnsi="宋体" w:eastAsia="宋体"/>
+                <w:b w:val="0"/>
+                <w:sz w:val="20"/>
+              </w:rPr>
+              <w:t>部分（检索接口就绪）</w:t>
+            </w:r>
+          </w:p>
+        </w:tc>
+        <w:tc>
+          <w:tcPr>
+            <w:tcW w:type="dxa" w:w="3685"/>
+          </w:tcPr>
+          <w:p>
+            <w:r/>
+            <w:r>
+              <w:rPr>
+                <w:rFonts w:ascii="宋体" w:hAnsi="宋体" w:eastAsia="宋体"/>
+                <w:b w:val="0"/>
+                <w:sz w:val="20"/>
+              </w:rPr>
+              <w:t>对接 arXiv/PubMed API</w:t>
+            </w:r>
+          </w:p>
+        </w:tc>
+      </w:tr>
+      <w:tr>
+        <w:tc>
+          <w:tcPr>
+            <w:tcW w:type="dxa" w:w="3685"/>
+          </w:tcPr>
+          <w:p>
+            <w:r/>
+            <w:r>
+              <w:rPr>
+                <w:rFonts w:ascii="宋体" w:hAnsi="宋体" w:eastAsia="宋体"/>
+                <w:b w:val="0"/>
+                <w:sz w:val="20"/>
+              </w:rPr>
+              <w:t>模块五：引用图谱与综述生成</w:t>
+            </w:r>
+          </w:p>
+        </w:tc>
+        <w:tc>
+          <w:tcPr>
+            <w:tcW w:type="dxa" w:w="2268"/>
+          </w:tcPr>
+          <w:p>
+            <w:r/>
+            <w:r>
+              <w:rPr>
+                <w:rFonts w:ascii="宋体" w:hAnsi="宋体" w:eastAsia="宋体"/>
+                <w:b w:val="0"/>
+                <w:sz w:val="20"/>
+              </w:rPr>
+              <w:t>部分（来源可视化）</w:t>
+            </w:r>
+          </w:p>
+        </w:tc>
+        <w:tc>
+          <w:tcPr>
+            <w:tcW w:type="dxa" w:w="3685"/>
+          </w:tcPr>
+          <w:p>
+            <w:r/>
+            <w:r>
+              <w:rPr>
+                <w:rFonts w:ascii="宋体" w:hAnsi="宋体" w:eastAsia="宋体"/>
+                <w:b w:val="0"/>
+                <w:sz w:val="20"/>
+              </w:rPr>
+              <w:t>引用网络图 + 图论挖掘</w:t>
+            </w:r>
+          </w:p>
+        </w:tc>
+      </w:tr>
+      <w:tr>
+        <w:tc>
+          <w:tcPr>
+            <w:tcW w:type="dxa" w:w="3685"/>
+          </w:tcPr>
+          <w:p>
+            <w:r/>
+            <w:r>
+              <w:rPr>
+                <w:rFonts w:ascii="宋体" w:hAnsi="宋体" w:eastAsia="宋体"/>
+                <w:b w:val="0"/>
+                <w:sz w:val="20"/>
+              </w:rPr>
+              <w:t>模块六：写作辅助与可视化 Copilot</w:t>
+            </w:r>
+          </w:p>
+        </w:tc>
+        <w:tc>
+          <w:tcPr>
+            <w:tcW w:type="dxa" w:w="2268"/>
+          </w:tcPr>
+          <w:p>
+            <w:r/>
+            <w:r>
+              <w:rPr>
+                <w:rFonts w:ascii="宋体" w:hAnsi="宋体" w:eastAsia="宋体"/>
+                <w:b w:val="0"/>
+                <w:sz w:val="20"/>
+              </w:rPr>
+              <w:t>部分（结构化输出）</w:t>
+            </w:r>
+          </w:p>
+        </w:tc>
+        <w:tc>
+          <w:tcPr>
+            <w:tcW w:type="dxa" w:w="3685"/>
+          </w:tcPr>
+          <w:p>
+            <w:r/>
+            <w:r>
+              <w:rPr>
+                <w:rFonts w:ascii="宋体" w:hAnsi="宋体" w:eastAsia="宋体"/>
+                <w:b w:val="0"/>
+                <w:sz w:val="20"/>
+              </w:rPr>
+              <w:t>CSV 图表 + LaTeX 生成</w:t>
+            </w:r>
+          </w:p>
+        </w:tc>
+      </w:tr>
+    </w:tbl>
+    <w:p>
+      <w:pPr>
+        <w:spacing w:after="40"/>
+      </w:pPr>
+    </w:p>
+    <w:p>
+      <w:pPr>
+        <w:spacing w:after="40"/>
+      </w:pPr>
+      <w:r>
+        <w:rPr>
+          <w:rFonts w:ascii="宋体" w:hAnsi="宋体" w:eastAsia="宋体"/>
+          <w:b/>
+          <w:sz w:val="22"/>
+        </w:rPr>
+        <w:t>评分维度对齐：</w:t>
       </w:r>
     </w:p>
     <w:tbl>
@@ -1327,7 +1792,7 @@
       <w:tr>
         <w:tc>
           <w:tcPr>
-            <w:tcW w:type="dxa" w:w="4819"/>
+            <w:tcW w:type="dxa" w:w="3685"/>
             <w:shd w:val="clear" w:fill="6D28D9"/>
           </w:tcPr>
           <w:p>
@@ -1339,13 +1804,13 @@
                 <w:color w:val="FFFFFF"/>
                 <w:sz w:val="21"/>
               </w:rPr>
-              <w:t>官方命题模块</w:t>
+              <w:t>评分维度（权重）</w:t>
             </w:r>
           </w:p>
         </w:tc>
         <w:tc>
           <w:tcPr>
-            <w:tcW w:type="dxa" w:w="4252"/>
+            <w:tcW w:type="dxa" w:w="5953"/>
             <w:shd w:val="clear" w:fill="6D28D9"/>
           </w:tcPr>
           <w:p>
@@ -1357,7 +1822,7 @@
                 <w:color w:val="FFFFFF"/>
                 <w:sz w:val="21"/>
               </w:rPr>
-              <w:t>当前版本覆盖情况</w:t>
+              <w:t>本作品对应设计</w:t>
             </w:r>
           </w:p>
         </w:tc>
@@ -1365,7 +1830,7 @@
       <w:tr>
         <w:tc>
           <w:tcPr>
-            <w:tcW w:type="dxa" w:w="4819"/>
+            <w:tcW w:type="dxa" w:w="3685"/>
           </w:tcPr>
           <w:p>
             <w:r/>
@@ -1375,13 +1840,13 @@
                 <w:b w:val="0"/>
                 <w:sz w:val="20"/>
               </w:rPr>
-              <w:t>模块一：PDF 文件管理与细粒度解析</w:t>
+              <w:t>Agent 与大模型技术深度（35%）</w:t>
             </w:r>
           </w:p>
         </w:tc>
         <w:tc>
           <w:tcPr>
-            <w:tcW w:type="dxa" w:w="4252"/>
+            <w:tcW w:type="dxa" w:w="5953"/>
           </w:tcPr>
           <w:p>
             <w:r/>
@@ -1391,7 +1856,7 @@
                 <w:b w:val="0"/>
                 <w:sz w:val="20"/>
               </w:rPr>
-              <w:t>未覆盖（规划：PDF 上传 + 语义去重）</w:t>
+              <w:t>多智能体编排、RAG 抗幻觉、真实 API 接入与降级</w:t>
             </w:r>
           </w:p>
         </w:tc>
@@ -1399,7 +1864,7 @@
       <w:tr>
         <w:tc>
           <w:tcPr>
-            <w:tcW w:type="dxa" w:w="4819"/>
+            <w:tcW w:type="dxa" w:w="3685"/>
           </w:tcPr>
           <w:p>
             <w:r/>
@@ -1409,13 +1874,13 @@
                 <w:b w:val="0"/>
                 <w:sz w:val="20"/>
               </w:rPr>
-              <w:t>模块二：抗幻觉知识问答（RAG &amp; 多文推理）</w:t>
+              <w:t>科研场景创新性（25%）</w:t>
             </w:r>
           </w:p>
         </w:tc>
         <w:tc>
           <w:tcPr>
-            <w:tcW w:type="dxa" w:w="4252"/>
+            <w:tcW w:type="dxa" w:w="5953"/>
           </w:tcPr>
           <w:p>
             <w:r/>
@@ -1425,7 +1890,7 @@
                 <w:b w:val="0"/>
                 <w:sz w:val="20"/>
               </w:rPr>
-              <w:t>已实现核心：多智能体 + RAG + 真实问答</w:t>
+              <w:t>三层质检 + 引用溯源可视化</w:t>
             </w:r>
           </w:p>
         </w:tc>
@@ -1433,7 +1898,7 @@
       <w:tr>
         <w:tc>
           <w:tcPr>
-            <w:tcW w:type="dxa" w:w="4819"/>
+            <w:tcW w:type="dxa" w:w="3685"/>
           </w:tcPr>
           <w:p>
             <w:r/>
@@ -1443,13 +1908,13 @@
                 <w:b w:val="0"/>
                 <w:sz w:val="20"/>
               </w:rPr>
-              <w:t>模块三：版式感知阅读与双向联动翻译</w:t>
+              <w:t>全栈工程质量（10%）</w:t>
             </w:r>
           </w:p>
         </w:tc>
         <w:tc>
           <w:tcPr>
-            <w:tcW w:type="dxa" w:w="4252"/>
+            <w:tcW w:type="dxa" w:w="5953"/>
           </w:tcPr>
           <w:p>
             <w:r/>
@@ -1459,7 +1924,7 @@
                 <w:b w:val="0"/>
                 <w:sz w:val="20"/>
               </w:rPr>
-              <w:t>未覆盖</w:t>
+              <w:t>前后端分离、错误重试、密钥安全、细粒度提交</w:t>
             </w:r>
           </w:p>
         </w:tc>
@@ -1467,7 +1932,7 @@
       <w:tr>
         <w:tc>
           <w:tcPr>
-            <w:tcW w:type="dxa" w:w="4819"/>
+            <w:tcW w:type="dxa" w:w="3685"/>
           </w:tcPr>
           <w:p>
             <w:r/>
@@ -1477,13 +1942,13 @@
                 <w:b w:val="0"/>
                 <w:sz w:val="20"/>
               </w:rPr>
-              <w:t>模块四：论文自动检索、追踪与智能推荐</w:t>
+              <w:t>科研实用性与闭环（10%）</w:t>
             </w:r>
           </w:p>
         </w:tc>
         <w:tc>
           <w:tcPr>
-            <w:tcW w:type="dxa" w:w="4252"/>
+            <w:tcW w:type="dxa" w:w="5953"/>
           </w:tcPr>
           <w:p>
             <w:r/>
@@ -1493,7 +1958,7 @@
                 <w:b w:val="0"/>
                 <w:sz w:val="20"/>
               </w:rPr>
-              <w:t>部分：RAG 检索接口已就绪，自动追踪未实现</w:t>
+              <w:t>真实问答闭环 + 边界测试</w:t>
             </w:r>
           </w:p>
         </w:tc>
@@ -1501,7 +1966,7 @@
       <w:tr>
         <w:tc>
           <w:tcPr>
-            <w:tcW w:type="dxa" w:w="4819"/>
+            <w:tcW w:type="dxa" w:w="3685"/>
           </w:tcPr>
           <w:p>
             <w:r/>
@@ -1511,13 +1976,13 @@
                 <w:b w:val="0"/>
                 <w:sz w:val="20"/>
               </w:rPr>
-              <w:t>模块五：局域引用图谱挖掘与学术综述生成</w:t>
+              <w:t>学术级 UI/UX（10%）</w:t>
             </w:r>
           </w:p>
         </w:tc>
         <w:tc>
           <w:tcPr>
-            <w:tcW w:type="dxa" w:w="4252"/>
+            <w:tcW w:type="dxa" w:w="5953"/>
           </w:tcPr>
           <w:p>
             <w:r/>
@@ -1527,7 +1992,7 @@
                 <w:b w:val="0"/>
                 <w:sz w:val="20"/>
               </w:rPr>
-              <w:t>部分：引用来源分布图，图谱挖掘未实现</w:t>
+              <w:t>三栏布局、工作流动画、图表可视化</w:t>
             </w:r>
           </w:p>
         </w:tc>
@@ -1535,7 +2000,7 @@
       <w:tr>
         <w:tc>
           <w:tcPr>
-            <w:tcW w:type="dxa" w:w="4819"/>
+            <w:tcW w:type="dxa" w:w="3685"/>
           </w:tcPr>
           <w:p>
             <w:r/>
@@ -1545,13 +2010,13 @@
                 <w:b w:val="0"/>
                 <w:sz w:val="20"/>
               </w:rPr>
-              <w:t>模块六：学术写作辅助与数据可视化 Copilot</w:t>
+              <w:t>学术价值与广度（10%）</w:t>
             </w:r>
           </w:p>
         </w:tc>
         <w:tc>
           <w:tcPr>
-            <w:tcW w:type="dxa" w:w="4252"/>
+            <w:tcW w:type="dxa" w:w="5953"/>
           </w:tcPr>
           <w:p>
             <w:r/>
@@ -1561,7 +2026,7 @@
                 <w:b w:val="0"/>
                 <w:sz w:val="20"/>
               </w:rPr>
-              <w:t>部分：结构化回答，CSV/图表未实现</w:t>
+              <w:t>AI4S 范式、架构可扩展</w:t>
             </w:r>
           </w:p>
         </w:tc>

--- a/docs/技术文档.docx
+++ b/docs/技术文档.docx
@@ -1288,6 +1288,87 @@
     </w:p>
     <w:p>
       <w:pPr>
+        <w:pStyle w:val="Heading2"/>
+      </w:pPr>
+      <w:r>
+        <w:rPr>
+          <w:rFonts w:ascii="微软雅黑" w:hAnsi="微软雅黑" w:eastAsia="微软雅黑"/>
+          <w:b/>
+          <w:color w:val="1F2937"/>
+          <w:sz w:val="26"/>
+        </w:rPr>
+        <w:t>5.7 PDF 文献上传与解析</w:t>
+      </w:r>
+    </w:p>
+    <w:p>
+      <w:pPr>
+        <w:spacing w:after="120"/>
+      </w:pPr>
+      <w:r>
+        <w:rPr>
+          <w:rFonts w:ascii="宋体" w:hAnsi="宋体" w:eastAsia="宋体"/>
+          <w:b w:val="0"/>
+          <w:sz w:val="22"/>
+        </w:rPr>
+        <w:t>提供 /api/upload 接口，接收用户上传的 PDF 文件，使用 pypdf 提取文本，按 500 字、50 字重叠切片后写入 ChromaDB 向量库，为后续问答提供文献基础。实测可解析 8 页标准文本型 PDF，切分为 11 个片段。</w:t>
+      </w:r>
+    </w:p>
+    <w:p>
+      <w:pPr>
+        <w:pStyle w:val="Heading2"/>
+      </w:pPr>
+      <w:r>
+        <w:rPr>
+          <w:rFonts w:ascii="微软雅黑" w:hAnsi="微软雅黑" w:eastAsia="微软雅黑"/>
+          <w:b/>
+          <w:color w:val="1F2937"/>
+          <w:sz w:val="26"/>
+        </w:rPr>
+        <w:t>5.8 问答溯源</w:t>
+      </w:r>
+    </w:p>
+    <w:p>
+      <w:pPr>
+        <w:spacing w:after="120"/>
+      </w:pPr>
+      <w:r>
+        <w:rPr>
+          <w:rFonts w:ascii="宋体" w:hAnsi="宋体" w:eastAsia="宋体"/>
+          <w:b w:val="0"/>
+          <w:sz w:val="22"/>
+        </w:rPr>
+        <w:t>问答接口在返回回答的同时，返回本次检索到的文献片段来源（文件名 + 片段序号），前端在回答下方展示「参考来源」，实现答案可追溯、可核验，呼应赛题对 Source Tracing 的要求。</w:t>
+      </w:r>
+    </w:p>
+    <w:p>
+      <w:pPr>
+        <w:pStyle w:val="Heading2"/>
+      </w:pPr>
+      <w:r>
+        <w:rPr>
+          <w:rFonts w:ascii="微软雅黑" w:hAnsi="微软雅黑" w:eastAsia="微软雅黑"/>
+          <w:b/>
+          <w:color w:val="1F2937"/>
+          <w:sz w:val="26"/>
+        </w:rPr>
+        <w:t>5.9 写作辅助</w:t>
+      </w:r>
+    </w:p>
+    <w:p>
+      <w:pPr>
+        <w:spacing w:after="120"/>
+      </w:pPr>
+      <w:r>
+        <w:rPr>
+          <w:rFonts w:ascii="宋体" w:hAnsi="宋体" w:eastAsia="宋体"/>
+          <w:b w:val="0"/>
+          <w:sz w:val="22"/>
+        </w:rPr>
+        <w:t>提供 /api/writing 接口，基于已上传文献，为指定主题生成学术论文大纲（摘要要点、引言、相关工作、方法、实验设计、预期结论），并附带来源片段，实现「文献导入 → 写作辅助」闭环。</w:t>
+      </w:r>
+    </w:p>
+    <w:p>
+      <w:pPr>
         <w:pStyle w:val="Heading1"/>
       </w:pPr>
       <w:r>
@@ -1350,6 +1431,45 @@
           <w:sz w:val="22"/>
         </w:rPr>
         <w:t>RAG 文献检索（ChromaDB 向量库 + 语义检索接口）</w:t>
+      </w:r>
+    </w:p>
+    <w:p>
+      <w:pPr>
+        <w:pStyle w:val="ListBullet"/>
+      </w:pPr>
+      <w:r>
+        <w:rPr>
+          <w:rFonts w:ascii="宋体" w:hAnsi="宋体" w:eastAsia="宋体"/>
+          <w:b w:val="0"/>
+          <w:sz w:val="22"/>
+        </w:rPr>
+        <w:t>PDF 文献上传与解析（标准文本型 PDF）</w:t>
+      </w:r>
+    </w:p>
+    <w:p>
+      <w:pPr>
+        <w:pStyle w:val="ListBullet"/>
+      </w:pPr>
+      <w:r>
+        <w:rPr>
+          <w:rFonts w:ascii="宋体" w:hAnsi="宋体" w:eastAsia="宋体"/>
+          <w:b w:val="0"/>
+          <w:sz w:val="22"/>
+        </w:rPr>
+        <w:t>问答溯源（返回并展示参考来源片段）</w:t>
+      </w:r>
+    </w:p>
+    <w:p>
+      <w:pPr>
+        <w:pStyle w:val="ListBullet"/>
+      </w:pPr>
+      <w:r>
+        <w:rPr>
+          <w:rFonts w:ascii="宋体" w:hAnsi="宋体" w:eastAsia="宋体"/>
+          <w:b w:val="0"/>
+          <w:sz w:val="22"/>
+        </w:rPr>
+        <w:t>写作辅助（基于文献生成论文大纲）</w:t>
       </w:r>
     </w:p>
     <w:p>
@@ -1488,7 +1608,7 @@
                 <w:b w:val="0"/>
                 <w:sz w:val="20"/>
               </w:rPr>
-              <w:t>未覆盖</w:t>
+              <w:t>部分实现（文本型 PDF）</w:t>
             </w:r>
           </w:p>
         </w:tc>
@@ -1504,7 +1624,7 @@
                 <w:b w:val="0"/>
                 <w:sz w:val="20"/>
               </w:rPr>
-              <w:t>接入 PDF 解析 + 语义去重</w:t>
+              <w:t>扫描件 OCR + 语义去重</w:t>
             </w:r>
           </w:p>
         </w:tc>
@@ -1538,7 +1658,7 @@
                 <w:b w:val="0"/>
                 <w:sz w:val="20"/>
               </w:rPr>
-              <w:t>已实现核心</w:t>
+              <w:t>已实现（RAG + 溯源）</w:t>
             </w:r>
           </w:p>
         </w:tc>
@@ -1554,7 +1674,7 @@
                 <w:b w:val="0"/>
                 <w:sz w:val="20"/>
               </w:rPr>
-              <w:t>增强多文对比与溯源锚点</w:t>
+              <w:t>增强多文对比</w:t>
             </w:r>
           </w:p>
         </w:tc>
@@ -1738,7 +1858,7 @@
                 <w:b w:val="0"/>
                 <w:sz w:val="20"/>
               </w:rPr>
-              <w:t>部分（结构化输出）</w:t>
+              <w:t>部分（大纲生成）</w:t>
             </w:r>
           </w:p>
         </w:tc>
@@ -2157,6 +2277,33 @@
           <w:sz w:val="22"/>
         </w:rPr>
         <w:t>API Key 通过 .env 文件以环境变量方式注入，.env 已加入 .gitignore，确保密钥不出现在公开仓库。</w:t>
+      </w:r>
+    </w:p>
+    <w:p>
+      <w:pPr>
+        <w:pStyle w:val="Heading2"/>
+      </w:pPr>
+      <w:r>
+        <w:rPr>
+          <w:rFonts w:ascii="微软雅黑" w:hAnsi="微软雅黑" w:eastAsia="微软雅黑"/>
+          <w:b/>
+          <w:color w:val="1F2937"/>
+          <w:sz w:val="26"/>
+        </w:rPr>
+        <w:t>7.5 PDF 文本解析与切片</w:t>
+      </w:r>
+    </w:p>
+    <w:p>
+      <w:pPr>
+        <w:spacing w:after="120"/>
+      </w:pPr>
+      <w:r>
+        <w:rPr>
+          <w:rFonts w:ascii="宋体" w:hAnsi="宋体" w:eastAsia="宋体"/>
+          <w:b w:val="0"/>
+          <w:sz w:val="22"/>
+        </w:rPr>
+        <w:t>使用 pypdf 逐页提取 PDF 文本，按固定长度与重叠窗口切片，兼顾检索召回率与上下文完整性；切片与来源元数据（文件名、片段序号）一并写入向量库，支撑问答溯源。</w:t>
       </w:r>
     </w:p>
     <w:p>
@@ -3137,6 +3284,19 @@
           <w:b w:val="0"/>
           <w:sz w:val="22"/>
         </w:rPr>
+        <w:t>5. 上传文献：点击左侧「上传文献 PDF」导入文献，即可进行溯源问答与大纲生成</w:t>
+      </w:r>
+    </w:p>
+    <w:p>
+      <w:pPr>
+        <w:spacing w:after="80"/>
+      </w:pPr>
+      <w:r>
+        <w:rPr>
+          <w:rFonts w:ascii="宋体" w:hAnsi="宋体" w:eastAsia="宋体"/>
+          <w:b w:val="0"/>
+          <w:sz w:val="22"/>
+        </w:rPr>
         <w:t>代码仓库（Public）：https://github.com/J0727/-ai-</w:t>
       </w:r>
     </w:p>

--- a/docs/技术文档.docx
+++ b/docs/技术文档.docx
@@ -1369,6 +1369,141 @@
     </w:p>
     <w:p>
       <w:pPr>
+        <w:pStyle w:val="Heading2"/>
+      </w:pPr>
+      <w:r>
+        <w:rPr>
+          <w:rFonts w:ascii="微软雅黑" w:hAnsi="微软雅黑" w:eastAsia="微软雅黑"/>
+          <w:b/>
+          <w:color w:val="1F2937"/>
+          <w:sz w:val="26"/>
+        </w:rPr>
+        <w:t>5.10 扫描件 OCR</w:t>
+      </w:r>
+    </w:p>
+    <w:p>
+      <w:pPr>
+        <w:spacing w:after="120"/>
+      </w:pPr>
+      <w:r>
+        <w:rPr>
+          <w:rFonts w:ascii="宋体" w:hAnsi="宋体" w:eastAsia="宋体"/>
+          <w:b w:val="0"/>
+          <w:sz w:val="22"/>
+        </w:rPr>
+        <w:t>当 PDF 无文本层（扫描件）时，自动回退到 OCR：使用 PyMuPDF 将每页渲染为图片，再用 RapidOCR 进行中英文识别，提取文本后进入同一套切片入库流程。纯 pip 方案，无需安装系统级 OCR 软件。</w:t>
+      </w:r>
+    </w:p>
+    <w:p>
+      <w:pPr>
+        <w:pStyle w:val="Heading2"/>
+      </w:pPr>
+      <w:r>
+        <w:rPr>
+          <w:rFonts w:ascii="微软雅黑" w:hAnsi="微软雅黑" w:eastAsia="微软雅黑"/>
+          <w:b/>
+          <w:color w:val="1F2937"/>
+          <w:sz w:val="26"/>
+        </w:rPr>
+        <w:t>5.11 引用图谱</w:t>
+      </w:r>
+    </w:p>
+    <w:p>
+      <w:pPr>
+        <w:spacing w:after="120"/>
+      </w:pPr>
+      <w:r>
+        <w:rPr>
+          <w:rFonts w:ascii="宋体" w:hAnsi="宋体" w:eastAsia="宋体"/>
+          <w:b w:val="0"/>
+          <w:sz w:val="22"/>
+        </w:rPr>
+        <w:t>提供 /api/graph 接口，基于已入库文献片段的向量相似度构建引用图谱（节点为片段、边为相似关系），并以节点度数挖掘「基石节点」，前端用 Canvas 绘制环形网络图并高亮基石节点。</w:t>
+      </w:r>
+    </w:p>
+    <w:p>
+      <w:pPr>
+        <w:pStyle w:val="Heading2"/>
+      </w:pPr>
+      <w:r>
+        <w:rPr>
+          <w:rFonts w:ascii="微软雅黑" w:hAnsi="微软雅黑" w:eastAsia="微软雅黑"/>
+          <w:b/>
+          <w:color w:val="1F2937"/>
+          <w:sz w:val="26"/>
+        </w:rPr>
+        <w:t>5.12 文献综述生成</w:t>
+      </w:r>
+    </w:p>
+    <w:p>
+      <w:pPr>
+        <w:spacing w:after="120"/>
+      </w:pPr>
+      <w:r>
+        <w:rPr>
+          <w:rFonts w:ascii="宋体" w:hAnsi="宋体" w:eastAsia="宋体"/>
+          <w:b w:val="0"/>
+          <w:sz w:val="22"/>
+        </w:rPr>
+        <w:t>提供 /api/survey 接口，基于已入库文献生成领域综述（研究背景、方法与流派、关键发现、挑战与未来），并返回参考来源。</w:t>
+      </w:r>
+    </w:p>
+    <w:p>
+      <w:pPr>
+        <w:pStyle w:val="Heading2"/>
+      </w:pPr>
+      <w:r>
+        <w:rPr>
+          <w:rFonts w:ascii="微软雅黑" w:hAnsi="微软雅黑" w:eastAsia="微软雅黑"/>
+          <w:b/>
+          <w:color w:val="1F2937"/>
+          <w:sz w:val="26"/>
+        </w:rPr>
+        <w:t>5.13 学术翻译</w:t>
+      </w:r>
+    </w:p>
+    <w:p>
+      <w:pPr>
+        <w:spacing w:after="120"/>
+      </w:pPr>
+      <w:r>
+        <w:rPr>
+          <w:rFonts w:ascii="宋体" w:hAnsi="宋体" w:eastAsia="宋体"/>
+          <w:b w:val="0"/>
+          <w:sz w:val="22"/>
+        </w:rPr>
+        <w:t>提供 /api/translate 接口，支持中英学术文本互译，保留专业术语与代码，服务于版式阅读场景的双向翻译。</w:t>
+      </w:r>
+    </w:p>
+    <w:p>
+      <w:pPr>
+        <w:pStyle w:val="Heading2"/>
+      </w:pPr>
+      <w:r>
+        <w:rPr>
+          <w:rFonts w:ascii="微软雅黑" w:hAnsi="微软雅黑" w:eastAsia="微软雅黑"/>
+          <w:b/>
+          <w:color w:val="1F2937"/>
+          <w:sz w:val="26"/>
+        </w:rPr>
+        <w:t>5.14 CSV 数据可视化</w:t>
+      </w:r>
+    </w:p>
+    <w:p>
+      <w:pPr>
+        <w:spacing w:after="120"/>
+      </w:pPr>
+      <w:r>
+        <w:rPr>
+          <w:rFonts w:ascii="宋体" w:hAnsi="宋体" w:eastAsia="宋体"/>
+          <w:b w:val="0"/>
+          <w:sz w:val="22"/>
+        </w:rPr>
+        <w:t>提供 /api/visualize 接口，解析用户粘贴的 CSV 数据，自动推荐图表类型，前端用 Chart.js 渲染柱状图/折线图。</w:t>
+      </w:r>
+    </w:p>
+    <w:p>
+      <w:pPr>
         <w:pStyle w:val="Heading1"/>
       </w:pPr>
       <w:r>
@@ -1456,6 +1591,19 @@
           <w:b w:val="0"/>
           <w:sz w:val="22"/>
         </w:rPr>
+        <w:t>扫描件 PDF 的 OCR 解析（PyMuPDF + RapidOCR）</w:t>
+      </w:r>
+    </w:p>
+    <w:p>
+      <w:pPr>
+        <w:pStyle w:val="ListBullet"/>
+      </w:pPr>
+      <w:r>
+        <w:rPr>
+          <w:rFonts w:ascii="宋体" w:hAnsi="宋体" w:eastAsia="宋体"/>
+          <w:b w:val="0"/>
+          <w:sz w:val="22"/>
+        </w:rPr>
         <w:t>问答溯源（返回并展示参考来源片段）</w:t>
       </w:r>
     </w:p>
@@ -1470,6 +1618,58 @@
           <w:sz w:val="22"/>
         </w:rPr>
         <w:t>写作辅助（基于文献生成论文大纲）</w:t>
+      </w:r>
+    </w:p>
+    <w:p>
+      <w:pPr>
+        <w:pStyle w:val="ListBullet"/>
+      </w:pPr>
+      <w:r>
+        <w:rPr>
+          <w:rFonts w:ascii="宋体" w:hAnsi="宋体" w:eastAsia="宋体"/>
+          <w:b w:val="0"/>
+          <w:sz w:val="22"/>
+        </w:rPr>
+        <w:t>引用图谱（相似度网络 + 基石节点挖掘）</w:t>
+      </w:r>
+    </w:p>
+    <w:p>
+      <w:pPr>
+        <w:pStyle w:val="ListBullet"/>
+      </w:pPr>
+      <w:r>
+        <w:rPr>
+          <w:rFonts w:ascii="宋体" w:hAnsi="宋体" w:eastAsia="宋体"/>
+          <w:b w:val="0"/>
+          <w:sz w:val="22"/>
+        </w:rPr>
+        <w:t>文献综述生成（研究背景/方法/挑战/未来）</w:t>
+      </w:r>
+    </w:p>
+    <w:p>
+      <w:pPr>
+        <w:pStyle w:val="ListBullet"/>
+      </w:pPr>
+      <w:r>
+        <w:rPr>
+          <w:rFonts w:ascii="宋体" w:hAnsi="宋体" w:eastAsia="宋体"/>
+          <w:b w:val="0"/>
+          <w:sz w:val="22"/>
+        </w:rPr>
+        <w:t>学术翻译（中英互译）</w:t>
+      </w:r>
+    </w:p>
+    <w:p>
+      <w:pPr>
+        <w:pStyle w:val="ListBullet"/>
+      </w:pPr>
+      <w:r>
+        <w:rPr>
+          <w:rFonts w:ascii="宋体" w:hAnsi="宋体" w:eastAsia="宋体"/>
+          <w:b w:val="0"/>
+          <w:sz w:val="22"/>
+        </w:rPr>
+        <w:t>CSV 数据可视化（柱状图/折线图）</w:t>
       </w:r>
     </w:p>
     <w:p>
@@ -1608,7 +1808,7 @@
                 <w:b w:val="0"/>
                 <w:sz w:val="20"/>
               </w:rPr>
-              <w:t>部分实现（文本型 PDF）</w:t>
+              <w:t>已实现（文本 + OCR）</w:t>
             </w:r>
           </w:p>
         </w:tc>
@@ -1624,7 +1824,7 @@
                 <w:b w:val="0"/>
                 <w:sz w:val="20"/>
               </w:rPr>
-              <w:t>扫描件 OCR + 语义去重</w:t>
+              <w:t>语义去重</w:t>
             </w:r>
           </w:p>
         </w:tc>
@@ -1708,7 +1908,7 @@
                 <w:b w:val="0"/>
                 <w:sz w:val="20"/>
               </w:rPr>
-              <w:t>未覆盖</w:t>
+              <w:t>部分（学术翻译）</w:t>
             </w:r>
           </w:p>
         </w:tc>
@@ -1724,7 +1924,7 @@
                 <w:b w:val="0"/>
                 <w:sz w:val="20"/>
               </w:rPr>
-              <w:t>原生 PDF 渲染 + 中英联动</w:t>
+              <w:t>原生 PDF 版式渲染</w:t>
             </w:r>
           </w:p>
         </w:tc>
@@ -1808,7 +2008,7 @@
                 <w:b w:val="0"/>
                 <w:sz w:val="20"/>
               </w:rPr>
-              <w:t>部分（来源可视化）</w:t>
+              <w:t>已实现（图谱 + 综述）</w:t>
             </w:r>
           </w:p>
         </w:tc>
@@ -1824,7 +2024,7 @@
                 <w:b w:val="0"/>
                 <w:sz w:val="20"/>
               </w:rPr>
-              <w:t>引用网络图 + 图论挖掘</w:t>
+              <w:t>真实引用关系提取</w:t>
             </w:r>
           </w:p>
         </w:tc>
@@ -1858,7 +2058,7 @@
                 <w:b w:val="0"/>
                 <w:sz w:val="20"/>
               </w:rPr>
-              <w:t>部分（大纲生成）</w:t>
+              <w:t>部分（大纲 + CSV 图表）</w:t>
             </w:r>
           </w:p>
         </w:tc>
@@ -1874,7 +2074,7 @@
                 <w:b w:val="0"/>
                 <w:sz w:val="20"/>
               </w:rPr>
-              <w:t>CSV 图表 + LaTeX 生成</w:t>
+              <w:t>LaTeX/拓扑图生成</w:t>
             </w:r>
           </w:p>
         </w:tc>

--- a/docs/技术文档.docx
+++ b/docs/技术文档.docx
@@ -1504,6 +1504,87 @@
     </w:p>
     <w:p>
       <w:pPr>
+        <w:pStyle w:val="Heading2"/>
+      </w:pPr>
+      <w:r>
+        <w:rPr>
+          <w:rFonts w:ascii="微软雅黑" w:hAnsi="微软雅黑" w:eastAsia="微软雅黑"/>
+          <w:b/>
+          <w:color w:val="1F2937"/>
+          <w:sz w:val="26"/>
+        </w:rPr>
+        <w:t>5.15 PDF 版式阅读</w:t>
+      </w:r>
+    </w:p>
+    <w:p>
+      <w:pPr>
+        <w:spacing w:after="120"/>
+      </w:pPr>
+      <w:r>
+        <w:rPr>
+          <w:rFonts w:ascii="宋体" w:hAnsi="宋体" w:eastAsia="宋体"/>
+          <w:b w:val="0"/>
+          <w:sz w:val="22"/>
+        </w:rPr>
+        <w:t>前端用浏览器原生 PDF 渲染（Blob URL + iframe）展示原始版式，实现「版式感知阅读」的基础能力。</w:t>
+      </w:r>
+    </w:p>
+    <w:p>
+      <w:pPr>
+        <w:pStyle w:val="Heading2"/>
+      </w:pPr>
+      <w:r>
+        <w:rPr>
+          <w:rFonts w:ascii="微软雅黑" w:hAnsi="微软雅黑" w:eastAsia="微软雅黑"/>
+          <w:b/>
+          <w:color w:val="1F2937"/>
+          <w:sz w:val="26"/>
+        </w:rPr>
+        <w:t>5.16 arXiv 自动检索</w:t>
+      </w:r>
+    </w:p>
+    <w:p>
+      <w:pPr>
+        <w:spacing w:after="120"/>
+      </w:pPr>
+      <w:r>
+        <w:rPr>
+          <w:rFonts w:ascii="宋体" w:hAnsi="宋体" w:eastAsia="宋体"/>
+          <w:b w:val="0"/>
+          <w:sz w:val="22"/>
+        </w:rPr>
+        <w:t>提供 /api/arxiv 接口，调用 arXiv API 检索论文并写入向量库；网络不可达时返回离线示例并明确标注来源。</w:t>
+      </w:r>
+    </w:p>
+    <w:p>
+      <w:pPr>
+        <w:pStyle w:val="Heading2"/>
+      </w:pPr>
+      <w:r>
+        <w:rPr>
+          <w:rFonts w:ascii="微软雅黑" w:hAnsi="微软雅黑" w:eastAsia="微软雅黑"/>
+          <w:b/>
+          <w:color w:val="1F2937"/>
+          <w:sz w:val="26"/>
+        </w:rPr>
+        <w:t>5.17 LaTeX 表格生成</w:t>
+      </w:r>
+    </w:p>
+    <w:p>
+      <w:pPr>
+        <w:spacing w:after="120"/>
+      </w:pPr>
+      <w:r>
+        <w:rPr>
+          <w:rFonts w:ascii="宋体" w:hAnsi="宋体" w:eastAsia="宋体"/>
+          <w:b w:val="0"/>
+          <w:sz w:val="22"/>
+        </w:rPr>
+        <w:t>提供 /api/latex 接口，把 CSV 数据转换为可直接编译的 LaTeX 表格代码，服务学术写作场景。</w:t>
+      </w:r>
+    </w:p>
+    <w:p>
+      <w:pPr>
         <w:pStyle w:val="Heading1"/>
       </w:pPr>
       <w:r>
@@ -1670,6 +1751,45 @@
           <w:sz w:val="22"/>
         </w:rPr>
         <w:t>CSV 数据可视化（柱状图/折线图）</w:t>
+      </w:r>
+    </w:p>
+    <w:p>
+      <w:pPr>
+        <w:pStyle w:val="ListBullet"/>
+      </w:pPr>
+      <w:r>
+        <w:rPr>
+          <w:rFonts w:ascii="宋体" w:hAnsi="宋体" w:eastAsia="宋体"/>
+          <w:b w:val="0"/>
+          <w:sz w:val="22"/>
+        </w:rPr>
+        <w:t>PDF 版式阅读（浏览器原生渲染）</w:t>
+      </w:r>
+    </w:p>
+    <w:p>
+      <w:pPr>
+        <w:pStyle w:val="ListBullet"/>
+      </w:pPr>
+      <w:r>
+        <w:rPr>
+          <w:rFonts w:ascii="宋体" w:hAnsi="宋体" w:eastAsia="宋体"/>
+          <w:b w:val="0"/>
+          <w:sz w:val="22"/>
+        </w:rPr>
+        <w:t>arXiv 自动检索（真实接口 + 离线兜底）</w:t>
+      </w:r>
+    </w:p>
+    <w:p>
+      <w:pPr>
+        <w:pStyle w:val="ListBullet"/>
+      </w:pPr>
+      <w:r>
+        <w:rPr>
+          <w:rFonts w:ascii="宋体" w:hAnsi="宋体" w:eastAsia="宋体"/>
+          <w:b w:val="0"/>
+          <w:sz w:val="22"/>
+        </w:rPr>
+        <w:t>LaTeX 表格生成</w:t>
       </w:r>
     </w:p>
     <w:p>
@@ -1908,7 +2028,7 @@
                 <w:b w:val="0"/>
                 <w:sz w:val="20"/>
               </w:rPr>
-              <w:t>部分（学术翻译）</w:t>
+              <w:t>部分（翻译 + 版式阅读）</w:t>
             </w:r>
           </w:p>
         </w:tc>
@@ -1924,7 +2044,7 @@
                 <w:b w:val="0"/>
                 <w:sz w:val="20"/>
               </w:rPr>
-              <w:t>原生 PDF 版式渲染</w:t>
+              <w:t>双向联动滚动</w:t>
             </w:r>
           </w:p>
         </w:tc>
@@ -1958,7 +2078,7 @@
                 <w:b w:val="0"/>
                 <w:sz w:val="20"/>
               </w:rPr>
-              <w:t>部分（检索接口就绪）</w:t>
+              <w:t>部分（arXiv 检索就绪）</w:t>
             </w:r>
           </w:p>
         </w:tc>
@@ -1974,7 +2094,7 @@
                 <w:b w:val="0"/>
                 <w:sz w:val="20"/>
               </w:rPr>
-              <w:t>对接 arXiv/PubMed API</w:t>
+              <w:t>网络可达时自动抓取</w:t>
             </w:r>
           </w:p>
         </w:tc>
@@ -2058,7 +2178,7 @@
                 <w:b w:val="0"/>
                 <w:sz w:val="20"/>
               </w:rPr>
-              <w:t>部分（大纲 + CSV 图表）</w:t>
+              <w:t>部分（大纲 + CSV + LaTeX）</w:t>
             </w:r>
           </w:p>
         </w:tc>
@@ -2074,7 +2194,7 @@
                 <w:b w:val="0"/>
                 <w:sz w:val="20"/>
               </w:rPr>
-              <w:t>LaTeX/拓扑图生成</w:t>
+              <w:t>拓扑图生成</w:t>
             </w:r>
           </w:p>
         </w:tc>
